--- a/LLM_and_Enterprise_RAG_Bootcamp/Lab_Walkthroughs/Week_03_Lab_B_mother_and_child_hierarchical_retrieval.docx
+++ b/LLM_and_Enterprise_RAG_Bootcamp/Lab_Walkthroughs/Week_03_Lab_B_mother_and_child_hierarchical_retrieval.docx
@@ -155,6 +155,469 @@
           <w:sz w:val="22"/>
         </w:rPr>
         <w:t>Evaluate on the same 100-query set and compare to single-level.</w:t>
+      </w:r>
+    </w:p>
+    <w:p>
+      <w:r>
+        <w:rPr>
+          <w:b/>
+          <w:color w:val="1E2761"/>
+          <w:sz w:val="32"/>
+        </w:rPr>
+        <w:t>Starter Code</w:t>
+      </w:r>
+    </w:p>
+    <w:p>
+      <w:r>
+        <w:rPr>
+          <w:color w:val="333333"/>
+          <w:sz w:val="22"/>
+        </w:rPr>
+        <w:t>Copy this into the lab workspace and fill in the marked sections.</w:t>
+      </w:r>
+    </w:p>
+    <w:p>
+      <w:pPr>
+        <w:spacing w:after="0" w:before="0"/>
+      </w:pPr>
+      <w:r>
+        <w:rPr>
+          <w:rFonts w:ascii="Consolas" w:hAnsi="Consolas"/>
+          <w:color w:val="101010"/>
+          <w:sz w:val="18"/>
+        </w:rPr>
+        <w:t>import faiss</w:t>
+      </w:r>
+    </w:p>
+    <w:p>
+      <w:pPr>
+        <w:spacing w:after="0" w:before="0"/>
+      </w:pPr>
+      <w:r>
+        <w:rPr>
+          <w:rFonts w:ascii="Consolas" w:hAnsi="Consolas"/>
+          <w:color w:val="101010"/>
+          <w:sz w:val="18"/>
+        </w:rPr>
+        <w:t>import numpy as np</w:t>
+      </w:r>
+    </w:p>
+    <w:p>
+      <w:pPr>
+        <w:spacing w:after="0" w:before="0"/>
+      </w:pPr>
+      <w:r>
+        <w:rPr>
+          <w:rFonts w:ascii="Consolas" w:hAnsi="Consolas"/>
+          <w:color w:val="101010"/>
+          <w:sz w:val="18"/>
+        </w:rPr>
+        <w:t xml:space="preserve"> </w:t>
+      </w:r>
+    </w:p>
+    <w:p>
+      <w:pPr>
+        <w:spacing w:after="0" w:before="0"/>
+      </w:pPr>
+      <w:r>
+        <w:rPr>
+          <w:rFonts w:ascii="Consolas" w:hAnsi="Consolas"/>
+          <w:color w:val="101010"/>
+          <w:sz w:val="18"/>
+        </w:rPr>
+        <w:t>def build_levels(doc, mother_tokens=1000, child_tokens=250):</w:t>
+      </w:r>
+    </w:p>
+    <w:p>
+      <w:pPr>
+        <w:spacing w:after="0" w:before="0"/>
+      </w:pPr>
+      <w:r>
+        <w:rPr>
+          <w:rFonts w:ascii="Consolas" w:hAnsi="Consolas"/>
+          <w:color w:val="101010"/>
+          <w:sz w:val="18"/>
+        </w:rPr>
+        <w:t xml:space="preserve">    mothers, children = [], []</w:t>
+      </w:r>
+    </w:p>
+    <w:p>
+      <w:pPr>
+        <w:spacing w:after="0" w:before="0"/>
+      </w:pPr>
+      <w:r>
+        <w:rPr>
+          <w:rFonts w:ascii="Consolas" w:hAnsi="Consolas"/>
+          <w:color w:val="101010"/>
+          <w:sz w:val="18"/>
+        </w:rPr>
+        <w:t xml:space="preserve">    words = doc['text'].split()</w:t>
+      </w:r>
+    </w:p>
+    <w:p>
+      <w:pPr>
+        <w:spacing w:after="0" w:before="0"/>
+      </w:pPr>
+      <w:r>
+        <w:rPr>
+          <w:rFonts w:ascii="Consolas" w:hAnsi="Consolas"/>
+          <w:color w:val="101010"/>
+          <w:sz w:val="18"/>
+        </w:rPr>
+        <w:t xml:space="preserve">    for mi in range(0, len(words), mother_tokens):</w:t>
+      </w:r>
+    </w:p>
+    <w:p>
+      <w:pPr>
+        <w:spacing w:after="0" w:before="0"/>
+      </w:pPr>
+      <w:r>
+        <w:rPr>
+          <w:rFonts w:ascii="Consolas" w:hAnsi="Consolas"/>
+          <w:color w:val="101010"/>
+          <w:sz w:val="18"/>
+        </w:rPr>
+        <w:t xml:space="preserve">        m_text = ' '.join(words[mi:mi + mother_tokens])</w:t>
+      </w:r>
+    </w:p>
+    <w:p>
+      <w:pPr>
+        <w:spacing w:after="0" w:before="0"/>
+      </w:pPr>
+      <w:r>
+        <w:rPr>
+          <w:rFonts w:ascii="Consolas" w:hAnsi="Consolas"/>
+          <w:color w:val="101010"/>
+          <w:sz w:val="18"/>
+        </w:rPr>
+        <w:t xml:space="preserve">        m_id = f"{doc['id']}_m{mi}"</w:t>
+      </w:r>
+    </w:p>
+    <w:p>
+      <w:pPr>
+        <w:spacing w:after="0" w:before="0"/>
+      </w:pPr>
+      <w:r>
+        <w:rPr>
+          <w:rFonts w:ascii="Consolas" w:hAnsi="Consolas"/>
+          <w:color w:val="101010"/>
+          <w:sz w:val="18"/>
+        </w:rPr>
+        <w:t xml:space="preserve">        mothers.append({'id': m_id, 'text': m_text})</w:t>
+      </w:r>
+    </w:p>
+    <w:p>
+      <w:pPr>
+        <w:spacing w:after="0" w:before="0"/>
+      </w:pPr>
+      <w:r>
+        <w:rPr>
+          <w:rFonts w:ascii="Consolas" w:hAnsi="Consolas"/>
+          <w:color w:val="101010"/>
+          <w:sz w:val="18"/>
+        </w:rPr>
+        <w:t xml:space="preserve">        m_words = m_text.split()</w:t>
+      </w:r>
+    </w:p>
+    <w:p>
+      <w:pPr>
+        <w:spacing w:after="0" w:before="0"/>
+      </w:pPr>
+      <w:r>
+        <w:rPr>
+          <w:rFonts w:ascii="Consolas" w:hAnsi="Consolas"/>
+          <w:color w:val="101010"/>
+          <w:sz w:val="18"/>
+        </w:rPr>
+        <w:t xml:space="preserve">        for ci in range(0, len(m_words), child_tokens):</w:t>
+      </w:r>
+    </w:p>
+    <w:p>
+      <w:pPr>
+        <w:spacing w:after="0" w:before="0"/>
+      </w:pPr>
+      <w:r>
+        <w:rPr>
+          <w:rFonts w:ascii="Consolas" w:hAnsi="Consolas"/>
+          <w:color w:val="101010"/>
+          <w:sz w:val="18"/>
+        </w:rPr>
+        <w:t xml:space="preserve">            children.append({'mother_id': m_id,</w:t>
+      </w:r>
+    </w:p>
+    <w:p>
+      <w:pPr>
+        <w:spacing w:after="0" w:before="0"/>
+      </w:pPr>
+      <w:r>
+        <w:rPr>
+          <w:rFonts w:ascii="Consolas" w:hAnsi="Consolas"/>
+          <w:color w:val="101010"/>
+          <w:sz w:val="18"/>
+        </w:rPr>
+        <w:t xml:space="preserve">                             'text': ' '.join(m_words[ci:ci + child_tokens])})</w:t>
+      </w:r>
+    </w:p>
+    <w:p>
+      <w:pPr>
+        <w:spacing w:after="0" w:before="0"/>
+      </w:pPr>
+      <w:r>
+        <w:rPr>
+          <w:rFonts w:ascii="Consolas" w:hAnsi="Consolas"/>
+          <w:color w:val="101010"/>
+          <w:sz w:val="18"/>
+        </w:rPr>
+        <w:t xml:space="preserve">    return mothers, children</w:t>
+      </w:r>
+    </w:p>
+    <w:p>
+      <w:pPr>
+        <w:spacing w:after="0" w:before="0"/>
+      </w:pPr>
+      <w:r>
+        <w:rPr>
+          <w:rFonts w:ascii="Consolas" w:hAnsi="Consolas"/>
+          <w:color w:val="101010"/>
+          <w:sz w:val="18"/>
+        </w:rPr>
+        <w:t xml:space="preserve"> </w:t>
+      </w:r>
+    </w:p>
+    <w:p>
+      <w:pPr>
+        <w:spacing w:after="0" w:before="0"/>
+      </w:pPr>
+      <w:r>
+        <w:rPr>
+          <w:rFonts w:ascii="Consolas" w:hAnsi="Consolas"/>
+          <w:color w:val="101010"/>
+          <w:sz w:val="18"/>
+        </w:rPr>
+        <w:t>child_emb = embed([c['text'] for c in all_children])</w:t>
+      </w:r>
+    </w:p>
+    <w:p>
+      <w:pPr>
+        <w:spacing w:after="0" w:before="0"/>
+      </w:pPr>
+      <w:r>
+        <w:rPr>
+          <w:rFonts w:ascii="Consolas" w:hAnsi="Consolas"/>
+          <w:color w:val="101010"/>
+          <w:sz w:val="18"/>
+        </w:rPr>
+        <w:t>index = faiss.IndexFlatIP(child_emb.shape[1])</w:t>
+      </w:r>
+    </w:p>
+    <w:p>
+      <w:pPr>
+        <w:spacing w:after="0" w:before="0"/>
+      </w:pPr>
+      <w:r>
+        <w:rPr>
+          <w:rFonts w:ascii="Consolas" w:hAnsi="Consolas"/>
+          <w:color w:val="101010"/>
+          <w:sz w:val="18"/>
+        </w:rPr>
+        <w:t>index.add(child_emb.astype(np.float32))</w:t>
+      </w:r>
+    </w:p>
+    <w:p>
+      <w:pPr>
+        <w:spacing w:after="0" w:before="0"/>
+      </w:pPr>
+      <w:r>
+        <w:rPr>
+          <w:rFonts w:ascii="Consolas" w:hAnsi="Consolas"/>
+          <w:color w:val="101010"/>
+          <w:sz w:val="18"/>
+        </w:rPr>
+        <w:t xml:space="preserve"> </w:t>
+      </w:r>
+    </w:p>
+    <w:p>
+      <w:pPr>
+        <w:spacing w:after="0" w:before="0"/>
+      </w:pPr>
+      <w:r>
+        <w:rPr>
+          <w:rFonts w:ascii="Consolas" w:hAnsi="Consolas"/>
+          <w:color w:val="101010"/>
+          <w:sz w:val="18"/>
+        </w:rPr>
+        <w:t>def retrieve_with_parents(query, k=8):</w:t>
+      </w:r>
+    </w:p>
+    <w:p>
+      <w:pPr>
+        <w:spacing w:after="0" w:before="0"/>
+      </w:pPr>
+      <w:r>
+        <w:rPr>
+          <w:rFonts w:ascii="Consolas" w:hAnsi="Consolas"/>
+          <w:color w:val="101010"/>
+          <w:sz w:val="18"/>
+        </w:rPr>
+        <w:t xml:space="preserve">    _, ids = index.search(embed([query]).astype(np.float32), k * 3)</w:t>
+      </w:r>
+    </w:p>
+    <w:p>
+      <w:pPr>
+        <w:spacing w:after="0" w:before="0"/>
+      </w:pPr>
+      <w:r>
+        <w:rPr>
+          <w:rFonts w:ascii="Consolas" w:hAnsi="Consolas"/>
+          <w:color w:val="101010"/>
+          <w:sz w:val="18"/>
+        </w:rPr>
+        <w:t xml:space="preserve">    mother_ids = []</w:t>
+      </w:r>
+    </w:p>
+    <w:p>
+      <w:pPr>
+        <w:spacing w:after="0" w:before="0"/>
+      </w:pPr>
+      <w:r>
+        <w:rPr>
+          <w:rFonts w:ascii="Consolas" w:hAnsi="Consolas"/>
+          <w:color w:val="101010"/>
+          <w:sz w:val="18"/>
+        </w:rPr>
+        <w:t xml:space="preserve">    for i in ids[0]:</w:t>
+      </w:r>
+    </w:p>
+    <w:p>
+      <w:pPr>
+        <w:spacing w:after="0" w:before="0"/>
+      </w:pPr>
+      <w:r>
+        <w:rPr>
+          <w:rFonts w:ascii="Consolas" w:hAnsi="Consolas"/>
+          <w:color w:val="101010"/>
+          <w:sz w:val="18"/>
+        </w:rPr>
+        <w:t xml:space="preserve">        mid = all_children[i]['mother_id']</w:t>
+      </w:r>
+    </w:p>
+    <w:p>
+      <w:pPr>
+        <w:spacing w:after="0" w:before="0"/>
+      </w:pPr>
+      <w:r>
+        <w:rPr>
+          <w:rFonts w:ascii="Consolas" w:hAnsi="Consolas"/>
+          <w:color w:val="101010"/>
+          <w:sz w:val="18"/>
+        </w:rPr>
+        <w:t xml:space="preserve">        if mid not in mother_ids:</w:t>
+      </w:r>
+    </w:p>
+    <w:p>
+      <w:pPr>
+        <w:spacing w:after="0" w:before="0"/>
+      </w:pPr>
+      <w:r>
+        <w:rPr>
+          <w:rFonts w:ascii="Consolas" w:hAnsi="Consolas"/>
+          <w:color w:val="101010"/>
+          <w:sz w:val="18"/>
+        </w:rPr>
+        <w:t xml:space="preserve">            mother_ids.append(mid)</w:t>
+      </w:r>
+    </w:p>
+    <w:p>
+      <w:pPr>
+        <w:spacing w:after="0" w:before="0"/>
+      </w:pPr>
+      <w:r>
+        <w:rPr>
+          <w:rFonts w:ascii="Consolas" w:hAnsi="Consolas"/>
+          <w:color w:val="101010"/>
+          <w:sz w:val="18"/>
+        </w:rPr>
+        <w:t xml:space="preserve">    return [mother_by_id[m] for m in mother_ids[:k]]</w:t>
+      </w:r>
+    </w:p>
+    <w:p>
+      <w:pPr>
+        <w:spacing w:after="0" w:before="0"/>
+      </w:pPr>
+      <w:r>
+        <w:rPr>
+          <w:rFonts w:ascii="Consolas" w:hAnsi="Consolas"/>
+          <w:color w:val="101010"/>
+          <w:sz w:val="18"/>
+        </w:rPr>
+        <w:t xml:space="preserve"> </w:t>
+      </w:r>
+    </w:p>
+    <w:p>
+      <w:r>
+        <w:rPr>
+          <w:b/>
+          <w:color w:val="1E2761"/>
+          <w:sz w:val="32"/>
+        </w:rPr>
+        <w:t>Verification Checks</w:t>
+      </w:r>
+    </w:p>
+    <w:p>
+      <w:r>
+        <w:rPr>
+          <w:color w:val="333333"/>
+          <w:sz w:val="22"/>
+        </w:rPr>
+        <w:t>Run these before submitting. Each check catches a frequent failure.</w:t>
+      </w:r>
+    </w:p>
+    <w:p>
+      <w:pPr>
+        <w:pStyle w:val="ListBullet"/>
+      </w:pPr>
+      <w:r>
+        <w:rPr>
+          <w:color w:val="333333"/>
+          <w:sz w:val="22"/>
+        </w:rPr>
+        <w:t>Every child carries a mother_id that resolves to exactly one mother chunk.</w:t>
+      </w:r>
+    </w:p>
+    <w:p>
+      <w:pPr>
+        <w:pStyle w:val="ListBullet"/>
+      </w:pPr>
+      <w:r>
+        <w:rPr>
+          <w:color w:val="333333"/>
+          <w:sz w:val="22"/>
+        </w:rPr>
+        <w:t>retrieve_with_parents returns deduplicated mothers (no repeated ids) of roughly 1,000 tokens each.</w:t>
+      </w:r>
+    </w:p>
+    <w:p>
+      <w:pPr>
+        <w:pStyle w:val="ListBullet"/>
+      </w:pPr>
+      <w:r>
+        <w:rPr>
+          <w:color w:val="333333"/>
+          <w:sz w:val="22"/>
+        </w:rPr>
+        <w:t>Recall@8 on the 100-query set beats the single-level child-only baseline.</w:t>
+      </w:r>
+    </w:p>
+    <w:p>
+      <w:pPr>
+        <w:pStyle w:val="ListBullet"/>
+      </w:pPr>
+      <w:r>
+        <w:rPr>
+          <w:color w:val="333333"/>
+          <w:sz w:val="22"/>
+        </w:rPr>
+        <w:t>Token count handed to the LLM stays within the configured context budget on all queries.</w:t>
       </w:r>
     </w:p>
     <w:p>
@@ -518,6 +981,7 @@
       </w:r>
     </w:p>
     <w:sectPr>
+      <w:footerReference w:type="default" r:id="rId9"/>
       <w:pgSz w:w="12240" w:h="15840"/>
       <w:pgMar w:top="1152" w:right="1296" w:bottom="1152" w:left="1296" w:header="720" w:footer="720" w:gutter="0"/>
       <w:cols w:space="720"/>
@@ -525,6 +989,25 @@
     </w:sectPr>
   </w:body>
 </w:document>
+</file>
+
+<file path=word/footer1.xml><?xml version="1.0" encoding="utf-8"?>
+<w:ftr xmlns:m="http://schemas.openxmlformats.org/officeDocument/2006/math" xmlns:mc="http://schemas.openxmlformats.org/markup-compatibility/2006" xmlns:mo="http://schemas.microsoft.com/office/mac/office/2008/main" xmlns:mv="urn:schemas-microsoft-com:mac:vml" xmlns:o="urn:schemas-microsoft-com:office:office" xmlns:r="http://schemas.openxmlformats.org/officeDocument/2006/relationships" xmlns:v="urn:schemas-microsoft-com:vml" xmlns:w10="urn:schemas-microsoft-com:office:word" xmlns:w14="http://schemas.microsoft.com/office/word/2010/wordml" xmlns:w="http://schemas.openxmlformats.org/wordprocessingml/2006/main" xmlns:wne="http://schemas.microsoft.com/office/word/2006/wordml" xmlns:wp14="http://schemas.microsoft.com/office/word/2010/wordprocessingDrawing" xmlns:wp="http://schemas.openxmlformats.org/drawingml/2006/wordprocessingDrawing" xmlns:wpc="http://schemas.microsoft.com/office/word/2010/wordprocessingCanvas" xmlns:wpg="http://schemas.microsoft.com/office/word/2010/wordprocessingGroup" xmlns:wpi="http://schemas.microsoft.com/office/word/2010/wordprocessingInk" xmlns:wps="http://schemas.microsoft.com/office/word/2010/wordprocessingShape" mc:Ignorable="w14 wp14">
+  <w:p>
+    <w:pPr>
+      <w:pStyle w:val="Footer"/>
+      <w:jc w:val="center"/>
+    </w:pPr>
+    <w:r>
+      <w:rPr>
+        <w:rFonts w:ascii="Calibri" w:hAnsi="Calibri"/>
+        <w:color w:val="333333"/>
+        <w:sz w:val="18"/>
+      </w:rPr>
+      <w:t>© 2026 Proxiant Academy | info@proxiant.com | proxiant.ai/training</w:t>
+    </w:r>
+  </w:p>
+</w:ftr>
 </file>
 
 <file path=word/numbering.xml><?xml version="1.0" encoding="utf-8"?>
